--- a/Dhirendra.docx
+++ b/Dhirendra.docx
@@ -5,44 +5,66 @@
     <w:p>
       <w:pPr>
         <w:pStyle w:val="Heading1"/>
+        <w:rPr>
+          <w:rFonts w:ascii="Times New Roman" w:hAnsi="Times New Roman" w:cs="Times New Roman"/>
+        </w:rPr>
       </w:pPr>
-      <w:bookmarkStart w:id="0" w:name="_Toc237537422"/>
-      <w:r>
-        <w:t>10  Appendix</w:t>
+      <w:r>
+        <w:rPr>
+          <w:rFonts w:ascii="Times New Roman" w:hAnsi="Times New Roman" w:cs="Times New Roman"/>
+        </w:rPr>
+        <w:t>10 Appendix</w:t>
+      </w:r>
+    </w:p>
+    <w:p>
+      <w:pPr>
+        <w:pStyle w:val="Heading2"/>
+        <w:rPr>
+          <w:rFonts w:ascii="Times New Roman" w:hAnsi="Times New Roman" w:cs="Times New Roman"/>
+        </w:rPr>
+      </w:pPr>
+      <w:bookmarkStart w:id="0" w:name="_Toc237537423"/>
+      <w:r>
+        <w:rPr>
+          <w:rFonts w:ascii="Times New Roman" w:hAnsi="Times New Roman" w:cs="Times New Roman"/>
+        </w:rPr>
+        <w:t>Appendix A: Project Timeline (Gantt Chart)</w:t>
       </w:r>
       <w:bookmarkEnd w:id="0"/>
     </w:p>
     <w:p>
       <w:pPr>
-        <w:pStyle w:val="Heading2"/>
+        <w:spacing w:after="120" w:line="276" w:lineRule="auto"/>
+        <w:rPr>
+          <w:rFonts w:ascii="Times New Roman" w:hAnsi="Times New Roman" w:cs="Times New Roman"/>
+        </w:rPr>
       </w:pPr>
-      <w:bookmarkStart w:id="1" w:name="_Toc237537423"/>
-      <w:r>
-        <w:t>Appendix A: Project Timeline (Gantt Chart)</w:t>
-      </w:r>
-      <w:bookmarkEnd w:id="1"/>
-    </w:p>
-    <w:p>
-      <w:pPr>
-        <w:spacing w:after="120" w:line="276" w:lineRule="auto"/>
-      </w:pPr>
-      <w:r>
-        <w:t>The planned 14-week project timeline is shown below.</w:t>
-      </w:r>
-    </w:p>
-    <w:p>
-      <w:pPr>
-        <w:spacing w:before="300"/>
-      </w:pPr>
-      <w:r>
-        <w:rPr>
+      <w:r>
+        <w:rPr>
+          <w:rFonts w:ascii="Times New Roman" w:hAnsi="Times New Roman" w:cs="Times New Roman"/>
           <w:noProof/>
         </w:rPr>
         <w:drawing>
-          <wp:inline distT="0" distB="0" distL="0" distR="0" wp14:anchorId="0CBFA20A" wp14:editId="2EB8010C">
-            <wp:extent cx="6141030" cy="4490977"/>
-            <wp:effectExtent l="0" t="0" r="6350" b="5080"/>
-            <wp:docPr id="994613614" name="Picture 1"/>
+          <wp:anchor distT="0" distB="0" distL="114300" distR="114300" simplePos="0" relativeHeight="251658240" behindDoc="1" locked="0" layoutInCell="1" allowOverlap="1" wp14:anchorId="1E5D4BFA" wp14:editId="4829A4E3">
+            <wp:simplePos x="0" y="0"/>
+            <wp:positionH relativeFrom="margin">
+              <wp:posOffset>-285750</wp:posOffset>
+            </wp:positionH>
+            <wp:positionV relativeFrom="paragraph">
+              <wp:posOffset>355600</wp:posOffset>
+            </wp:positionV>
+            <wp:extent cx="6614795" cy="4211320"/>
+            <wp:effectExtent l="0" t="0" r="0" b="0"/>
+            <wp:wrapTight wrapText="bothSides">
+              <wp:wrapPolygon edited="0">
+                <wp:start x="0" y="0"/>
+                <wp:lineTo x="0" y="21496"/>
+                <wp:lineTo x="21523" y="21496"/>
+                <wp:lineTo x="21523" y="0"/>
+                <wp:lineTo x="0" y="0"/>
+              </wp:wrapPolygon>
+            </wp:wrapTight>
+            <wp:docPr id="900994465" name="Picture 2"/>
             <wp:cNvGraphicFramePr>
               <a:graphicFrameLocks xmlns:a="http://schemas.openxmlformats.org/drawingml/2006/main" noChangeAspect="1"/>
             </wp:cNvGraphicFramePr>
@@ -50,89 +72,155 @@
               <a:graphicData uri="http://schemas.openxmlformats.org/drawingml/2006/picture">
                 <pic:pic xmlns:pic="http://schemas.openxmlformats.org/drawingml/2006/picture">
                   <pic:nvPicPr>
-                    <pic:cNvPr id="994613614" name="Picture 994613614"/>
-                    <pic:cNvPicPr/>
+                    <pic:cNvPr id="0" name="Picture 8"/>
+                    <pic:cNvPicPr>
+                      <a:picLocks noChangeAspect="1" noChangeArrowheads="1"/>
+                    </pic:cNvPicPr>
                   </pic:nvPicPr>
                   <pic:blipFill>
-                    <a:blip r:embed="rId6">
+                    <a:blip r:embed="rId6" cstate="print">
                       <a:extLst>
                         <a:ext uri="{28A0092B-C50C-407E-A947-70E740481C1C}">
                           <a14:useLocalDpi xmlns:a14="http://schemas.microsoft.com/office/drawing/2010/main" val="0"/>
                         </a:ext>
                       </a:extLst>
                     </a:blip>
+                    <a:srcRect/>
                     <a:stretch>
                       <a:fillRect/>
                     </a:stretch>
                   </pic:blipFill>
-                  <pic:spPr>
+                  <pic:spPr bwMode="auto">
                     <a:xfrm>
                       <a:off x="0" y="0"/>
-                      <a:ext cx="6223943" cy="4551612"/>
+                      <a:ext cx="6614795" cy="4211320"/>
                     </a:xfrm>
                     <a:prstGeom prst="rect">
                       <a:avLst/>
                     </a:prstGeom>
+                    <a:noFill/>
+                    <a:ln>
+                      <a:noFill/>
+                    </a:ln>
                   </pic:spPr>
                 </pic:pic>
               </a:graphicData>
             </a:graphic>
-          </wp:inline>
+            <wp14:sizeRelH relativeFrom="margin">
+              <wp14:pctWidth>0</wp14:pctWidth>
+            </wp14:sizeRelH>
+            <wp14:sizeRelV relativeFrom="margin">
+              <wp14:pctHeight>0</wp14:pctHeight>
+            </wp14:sizeRelV>
+          </wp:anchor>
         </w:drawing>
+      </w:r>
+      <w:r>
+        <w:rPr>
+          <w:rFonts w:ascii="Times New Roman" w:hAnsi="Times New Roman" w:cs="Times New Roman"/>
+        </w:rPr>
+        <w:t>The planned 14-week project timeline is shown below.</w:t>
       </w:r>
     </w:p>
     <w:p>
       <w:pPr>
         <w:spacing w:before="300"/>
+        <w:rPr>
+          <w:rFonts w:ascii="Times New Roman" w:hAnsi="Times New Roman" w:cs="Times New Roman"/>
+        </w:rPr>
       </w:pPr>
       <w:r>
-        <w:t xml:space="preserve">This Gantt chart illustrates a linear 14-week academic/consultancy project timeline spanning from July 12, 2026 to October 17, 2026. The chart displays 18 key project tasks with their assigned task leads, duration in weeks, and progress status. Tasks are sequenced across 14 weeks (W1 through W14), with initial tasks like Project Proposal Planning, Presentation, and Submission marked as 100% complete. Subsequent phases including Requirements Gathering, Project Setup, System Architecture, Database Design, UI/UX Design, and UML </w:t>
+        <w:rPr>
+          <w:rFonts w:ascii="Times New Roman" w:hAnsi="Times New Roman" w:cs="Times New Roman"/>
+        </w:rPr>
+        <w:t xml:space="preserve">This Gantt chart illustrates a linear 14-week academic/consultancy project timeline spanning from July 12, </w:t>
+      </w:r>
+      <w:r>
+        <w:rPr>
+          <w:rFonts w:ascii="Times New Roman" w:hAnsi="Times New Roman" w:cs="Times New Roman"/>
+        </w:rPr>
+        <w:t>2026,</w:t>
+      </w:r>
+      <w:r>
+        <w:rPr>
+          <w:rFonts w:ascii="Times New Roman" w:hAnsi="Times New Roman" w:cs="Times New Roman"/>
+        </w:rPr>
+        <w:t xml:space="preserve"> to October 17, 2026. The chart displays 18 key project tasks with their assigned task leads, duration in weeks, and progress status. Tasks are sequenced across 14 weeks (W1 through W14), with initial tasks like Project Proposal Planning, Presentation, and Submission marked as 100% complete. Subsequent phases including Requirements Gathering, Project Setup, System Architecture, Database Design, UI/UX Design, and UML </w:t>
       </w:r>
       <w:proofErr w:type="spellStart"/>
       <w:r>
+        <w:rPr>
+          <w:rFonts w:ascii="Times New Roman" w:hAnsi="Times New Roman" w:cs="Times New Roman"/>
+        </w:rPr>
         <w:t>Modeling</w:t>
       </w:r>
       <w:proofErr w:type="spellEnd"/>
       <w:r>
+        <w:rPr>
+          <w:rFonts w:ascii="Times New Roman" w:hAnsi="Times New Roman" w:cs="Times New Roman"/>
+        </w:rPr>
         <w:t xml:space="preserve"> are planned for execution, followed by DES Model Development, Queue Management System, integration, testing phases, and finally Staging Deployment, Pilot Launch, and Evaluation &amp; Documentation toward the end of the timeline.</w:t>
       </w:r>
     </w:p>
     <w:p>
       <w:pPr>
         <w:spacing w:before="300"/>
+        <w:rPr>
+          <w:rFonts w:ascii="Times New Roman" w:hAnsi="Times New Roman" w:cs="Times New Roman"/>
+        </w:rPr>
+      </w:pPr>
+    </w:p>
+    <w:p>
+      <w:pPr>
+        <w:spacing w:before="300"/>
+        <w:rPr>
+          <w:rFonts w:ascii="Times New Roman" w:hAnsi="Times New Roman" w:cs="Times New Roman"/>
+        </w:rPr>
+      </w:pPr>
+    </w:p>
+    <w:p>
+      <w:pPr>
+        <w:spacing w:before="300"/>
+        <w:rPr>
+          <w:rFonts w:ascii="Times New Roman" w:hAnsi="Times New Roman" w:cs="Times New Roman"/>
+        </w:rPr>
       </w:pPr>
     </w:p>
     <w:p>
       <w:pPr>
         <w:pStyle w:val="Heading2"/>
+        <w:rPr>
+          <w:rFonts w:ascii="Times New Roman" w:hAnsi="Times New Roman" w:cs="Times New Roman"/>
+        </w:rPr>
       </w:pPr>
-      <w:bookmarkStart w:id="2" w:name="_Toc237537424"/>
-      <w:r>
+      <w:bookmarkStart w:id="1" w:name="_Toc237537424"/>
+      <w:r>
+        <w:rPr>
+          <w:rFonts w:ascii="Times New Roman" w:hAnsi="Times New Roman" w:cs="Times New Roman"/>
+          <w:noProof/>
+        </w:rPr>
         <w:lastRenderedPageBreak/>
-        <w:t>Appendix B: Use Case Diagram</w:t>
-      </w:r>
-      <w:bookmarkEnd w:id="2"/>
-    </w:p>
-    <w:p>
-      <w:pPr>
-        <w:spacing w:after="120" w:line="276" w:lineRule="auto"/>
-      </w:pPr>
-    </w:p>
-    <w:p>
-      <w:pPr>
-        <w:spacing w:after="120" w:line="276" w:lineRule="auto"/>
-      </w:pPr>
-      <w:bookmarkStart w:id="3" w:name="_Toc236771240"/>
-      <w:r>
-        <w:rPr>
-          <w:noProof/>
-          <w:lang w:val="en-US" w:eastAsia="en-US"/>
-        </w:rPr>
         <w:drawing>
-          <wp:inline distT="0" distB="0" distL="0" distR="0" wp14:anchorId="640CF1AA" wp14:editId="5F9FEB76">
-            <wp:extent cx="5274945" cy="6730409"/>
-            <wp:effectExtent l="0" t="0" r="0" b="635"/>
-            <wp:docPr id="1618105844" name="Picture 1"/>
+          <wp:anchor distT="0" distB="0" distL="114300" distR="114300" simplePos="0" relativeHeight="251659264" behindDoc="1" locked="0" layoutInCell="1" allowOverlap="1" wp14:anchorId="27B110F7" wp14:editId="4E23CD4A">
+            <wp:simplePos x="0" y="0"/>
+            <wp:positionH relativeFrom="margin">
+              <wp:align>right</wp:align>
+            </wp:positionH>
+            <wp:positionV relativeFrom="paragraph">
+              <wp:posOffset>320675</wp:posOffset>
+            </wp:positionV>
+            <wp:extent cx="5943600" cy="6249035"/>
+            <wp:effectExtent l="0" t="0" r="0" b="0"/>
+            <wp:wrapTight wrapText="bothSides">
+              <wp:wrapPolygon edited="0">
+                <wp:start x="0" y="0"/>
+                <wp:lineTo x="0" y="21532"/>
+                <wp:lineTo x="21531" y="21532"/>
+                <wp:lineTo x="21531" y="0"/>
+                <wp:lineTo x="0" y="0"/>
+              </wp:wrapPolygon>
+            </wp:wrapTight>
+            <wp:docPr id="1593709868" name="Picture 4"/>
             <wp:cNvGraphicFramePr>
               <a:graphicFrameLocks xmlns:a="http://schemas.openxmlformats.org/drawingml/2006/main" noChangeAspect="1"/>
             </wp:cNvGraphicFramePr>
@@ -140,7 +228,7 @@
               <a:graphicData uri="http://schemas.openxmlformats.org/drawingml/2006/picture">
                 <pic:pic xmlns:pic="http://schemas.openxmlformats.org/drawingml/2006/picture">
                   <pic:nvPicPr>
-                    <pic:cNvPr id="1618105844" name="Picture 1618105844"/>
+                    <pic:cNvPr id="1593709868" name="Picture 1593709868"/>
                     <pic:cNvPicPr/>
                   </pic:nvPicPr>
                   <pic:blipFill>
@@ -158,7 +246,7 @@
                   <pic:spPr>
                     <a:xfrm>
                       <a:off x="0" y="0"/>
-                      <a:ext cx="5313402" cy="6779477"/>
+                      <a:ext cx="5943600" cy="6249035"/>
                     </a:xfrm>
                     <a:prstGeom prst="rect">
                       <a:avLst/>
@@ -167,181 +255,119 @@
                 </pic:pic>
               </a:graphicData>
             </a:graphic>
-          </wp:inline>
+            <wp14:sizeRelV relativeFrom="margin">
+              <wp14:pctHeight>0</wp14:pctHeight>
+            </wp14:sizeRelV>
+          </wp:anchor>
         </w:drawing>
       </w:r>
-      <w:bookmarkEnd w:id="3"/>
+      <w:r>
+        <w:rPr>
+          <w:rFonts w:ascii="Times New Roman" w:hAnsi="Times New Roman" w:cs="Times New Roman"/>
+        </w:rPr>
+        <w:t>Appendix B: Use Case Diagram</w:t>
+      </w:r>
+      <w:bookmarkEnd w:id="1"/>
     </w:p>
     <w:p>
       <w:pPr>
         <w:spacing w:after="120" w:line="276" w:lineRule="auto"/>
+        <w:rPr>
+          <w:rFonts w:ascii="Times New Roman" w:hAnsi="Times New Roman" w:cs="Times New Roman"/>
+        </w:rPr>
       </w:pPr>
     </w:p>
     <w:p>
       <w:pPr>
         <w:spacing w:after="120" w:line="276" w:lineRule="auto"/>
+        <w:rPr>
+          <w:rFonts w:ascii="Times New Roman" w:hAnsi="Times New Roman" w:cs="Times New Roman"/>
+        </w:rPr>
       </w:pPr>
-    </w:p>
-    <w:p>
-      <w:pPr>
-        <w:spacing w:after="120" w:line="276" w:lineRule="auto"/>
-      </w:pPr>
-      <w:r>
-        <w:lastRenderedPageBreak/>
-        <w:t>This use case diagram depicts the Smart Cafeteria &amp; Queue Optimizer system with three primary actors: Student, Cafeteria Admin, and Actor. The Student can perform six main functions: Receive alerts, Track order, Place pre-order, Get wait time, View queue status, and Export reports. The Cafeteria Admin has access to eight use cases: View analytics, Manage counters, Run simulations, View live dashboard, Send notifications, and associated functions. The Actor role can Generate predictions and Update queue data. All interactions are represented through connecting lines showing the relationships between actors and their respective system functions.</w:t>
-      </w:r>
-    </w:p>
-    <w:p>
-      <w:pPr>
-        <w:spacing w:after="120" w:line="276" w:lineRule="auto"/>
-      </w:pPr>
-    </w:p>
-    <w:p>
-      <w:pPr>
-        <w:spacing w:after="120" w:line="276" w:lineRule="auto"/>
-      </w:pPr>
-    </w:p>
-    <w:p>
-      <w:pPr>
-        <w:spacing w:after="120" w:line="276" w:lineRule="auto"/>
-      </w:pPr>
-    </w:p>
-    <w:p>
-      <w:pPr>
-        <w:spacing w:after="120" w:line="276" w:lineRule="auto"/>
-      </w:pPr>
-    </w:p>
-    <w:p>
-      <w:pPr>
-        <w:spacing w:after="120" w:line="276" w:lineRule="auto"/>
-      </w:pPr>
-    </w:p>
-    <w:p>
-      <w:pPr>
-        <w:spacing w:after="120" w:line="276" w:lineRule="auto"/>
-      </w:pPr>
-    </w:p>
-    <w:p>
-      <w:pPr>
-        <w:spacing w:after="120" w:line="276" w:lineRule="auto"/>
-      </w:pPr>
-    </w:p>
-    <w:p>
-      <w:pPr>
-        <w:spacing w:after="120" w:line="276" w:lineRule="auto"/>
-      </w:pPr>
-    </w:p>
-    <w:p>
-      <w:pPr>
-        <w:spacing w:after="120" w:line="276" w:lineRule="auto"/>
-      </w:pPr>
-    </w:p>
-    <w:p>
-      <w:pPr>
-        <w:spacing w:after="120" w:line="276" w:lineRule="auto"/>
-      </w:pPr>
-    </w:p>
-    <w:p>
-      <w:pPr>
-        <w:spacing w:after="120" w:line="276" w:lineRule="auto"/>
-      </w:pPr>
-    </w:p>
-    <w:p>
-      <w:pPr>
-        <w:spacing w:after="120" w:line="276" w:lineRule="auto"/>
-      </w:pPr>
-    </w:p>
-    <w:p>
-      <w:pPr>
-        <w:spacing w:after="120" w:line="276" w:lineRule="auto"/>
-      </w:pPr>
-    </w:p>
-    <w:p>
-      <w:pPr>
-        <w:spacing w:after="120" w:line="276" w:lineRule="auto"/>
-      </w:pPr>
-    </w:p>
-    <w:p>
-      <w:pPr>
-        <w:spacing w:after="120" w:line="276" w:lineRule="auto"/>
-      </w:pPr>
-    </w:p>
-    <w:p>
-      <w:pPr>
-        <w:spacing w:after="120" w:line="276" w:lineRule="auto"/>
-      </w:pPr>
-    </w:p>
-    <w:p>
-      <w:pPr>
-        <w:spacing w:after="120" w:line="276" w:lineRule="auto"/>
-      </w:pPr>
-    </w:p>
-    <w:p>
-      <w:pPr>
-        <w:spacing w:after="120" w:line="276" w:lineRule="auto"/>
-      </w:pPr>
-    </w:p>
-    <w:p>
-      <w:pPr>
-        <w:spacing w:after="120" w:line="276" w:lineRule="auto"/>
-      </w:pPr>
-    </w:p>
-    <w:p>
-      <w:pPr>
-        <w:spacing w:after="120" w:line="276" w:lineRule="auto"/>
-      </w:pPr>
-    </w:p>
-    <w:p>
-      <w:pPr>
-        <w:spacing w:after="120" w:line="276" w:lineRule="auto"/>
-      </w:pPr>
-    </w:p>
-    <w:p>
-      <w:pPr>
-        <w:spacing w:after="120" w:line="276" w:lineRule="auto"/>
-      </w:pPr>
-    </w:p>
-    <w:p>
-      <w:pPr>
-        <w:spacing w:after="120" w:line="276" w:lineRule="auto"/>
-      </w:pPr>
-    </w:p>
-    <w:p>
-      <w:pPr>
-        <w:spacing w:after="120" w:line="276" w:lineRule="auto"/>
-      </w:pPr>
+      <w:r>
+        <w:rPr>
+          <w:rFonts w:ascii="Times New Roman" w:hAnsi="Times New Roman" w:cs="Times New Roman"/>
+        </w:rPr>
+        <w:t xml:space="preserve">This use case diagram depicts the Smart Cafeteria &amp; Queue Optimizer system with three primary actors: Student, Cafeteria Admin, and Actor. The </w:t>
+      </w:r>
+      <w:proofErr w:type="gramStart"/>
+      <w:r>
+        <w:rPr>
+          <w:rFonts w:ascii="Times New Roman" w:hAnsi="Times New Roman" w:cs="Times New Roman"/>
+        </w:rPr>
+        <w:t>Student</w:t>
+      </w:r>
+      <w:proofErr w:type="gramEnd"/>
+      <w:r>
+        <w:rPr>
+          <w:rFonts w:ascii="Times New Roman" w:hAnsi="Times New Roman" w:cs="Times New Roman"/>
+        </w:rPr>
+        <w:t xml:space="preserve"> can perform six main functions: Receive alerts, Track order, Place pre-order, Get wait time, View queue status, and Export reports. The Cafeteria Admin has access to eight use cases: View analytics, </w:t>
+      </w:r>
+      <w:proofErr w:type="gramStart"/>
+      <w:r>
+        <w:rPr>
+          <w:rFonts w:ascii="Times New Roman" w:hAnsi="Times New Roman" w:cs="Times New Roman"/>
+        </w:rPr>
+        <w:t>Manage</w:t>
+      </w:r>
+      <w:proofErr w:type="gramEnd"/>
+      <w:r>
+        <w:rPr>
+          <w:rFonts w:ascii="Times New Roman" w:hAnsi="Times New Roman" w:cs="Times New Roman"/>
+        </w:rPr>
+        <w:t xml:space="preserve"> counters, </w:t>
+      </w:r>
+      <w:proofErr w:type="gramStart"/>
+      <w:r>
+        <w:rPr>
+          <w:rFonts w:ascii="Times New Roman" w:hAnsi="Times New Roman" w:cs="Times New Roman"/>
+        </w:rPr>
+        <w:t>Run</w:t>
+      </w:r>
+      <w:proofErr w:type="gramEnd"/>
+      <w:r>
+        <w:rPr>
+          <w:rFonts w:ascii="Times New Roman" w:hAnsi="Times New Roman" w:cs="Times New Roman"/>
+        </w:rPr>
+        <w:t xml:space="preserve"> simulations, View live dashboard, Send notifications, and associated functions. The Actor role can Generate predictions and Update queue data. All interactions are represented through connecting lines showing the relationships between actors and their respective system functions.</w:t>
+      </w:r>
     </w:p>
     <w:p>
       <w:pPr>
         <w:pStyle w:val="Heading2"/>
+        <w:rPr>
+          <w:rFonts w:ascii="Times New Roman" w:hAnsi="Times New Roman" w:cs="Times New Roman"/>
+        </w:rPr>
       </w:pPr>
-      <w:bookmarkStart w:id="4" w:name="_Toc237537425"/>
-      <w:r>
+      <w:bookmarkStart w:id="2" w:name="_Toc237537425"/>
+      <w:r>
+        <w:rPr>
+          <w:rFonts w:ascii="Times New Roman" w:hAnsi="Times New Roman" w:cs="Times New Roman"/>
+          <w:noProof/>
+        </w:rPr>
         <w:lastRenderedPageBreak/>
-        <w:t>Appendix C: System Architecture Diagram</w:t>
-      </w:r>
-      <w:bookmarkEnd w:id="4"/>
-    </w:p>
-    <w:p>
-      <w:pPr>
-        <w:spacing w:after="120" w:line="276" w:lineRule="auto"/>
-      </w:pPr>
-    </w:p>
-    <w:p>
-      <w:pPr>
-        <w:spacing w:after="120" w:line="276" w:lineRule="auto"/>
-      </w:pPr>
-      <w:bookmarkStart w:id="5" w:name="_Toc236771242"/>
-      <w:r>
-        <w:rPr>
-          <w:noProof/>
-          <w:lang w:val="en-US" w:eastAsia="en-US"/>
-        </w:rPr>
         <w:drawing>
-          <wp:inline distT="0" distB="0" distL="0" distR="0" wp14:anchorId="1518EC81" wp14:editId="7835D425">
-            <wp:extent cx="5369169" cy="7249234"/>
-            <wp:effectExtent l="0" t="0" r="3175" b="2540"/>
-            <wp:docPr id="345758424" name="Picture 2"/>
+          <wp:anchor distT="0" distB="0" distL="114300" distR="114300" simplePos="0" relativeHeight="251660288" behindDoc="1" locked="0" layoutInCell="1" allowOverlap="1" wp14:anchorId="6F8677EF" wp14:editId="5F293A64">
+            <wp:simplePos x="0" y="0"/>
+            <wp:positionH relativeFrom="column">
+              <wp:posOffset>-177165</wp:posOffset>
+            </wp:positionH>
+            <wp:positionV relativeFrom="paragraph">
+              <wp:posOffset>420370</wp:posOffset>
+            </wp:positionV>
+            <wp:extent cx="5943600" cy="5945505"/>
+            <wp:effectExtent l="0" t="0" r="0" b="0"/>
+            <wp:wrapTight wrapText="bothSides">
+              <wp:wrapPolygon edited="0">
+                <wp:start x="0" y="0"/>
+                <wp:lineTo x="0" y="21524"/>
+                <wp:lineTo x="21531" y="21524"/>
+                <wp:lineTo x="21531" y="0"/>
+                <wp:lineTo x="0" y="0"/>
+              </wp:wrapPolygon>
+            </wp:wrapTight>
+            <wp:docPr id="895828822" name="Picture 5"/>
             <wp:cNvGraphicFramePr>
               <a:graphicFrameLocks xmlns:a="http://schemas.openxmlformats.org/drawingml/2006/main" noChangeAspect="1"/>
             </wp:cNvGraphicFramePr>
@@ -349,7 +375,7 @@
               <a:graphicData uri="http://schemas.openxmlformats.org/drawingml/2006/picture">
                 <pic:pic xmlns:pic="http://schemas.openxmlformats.org/drawingml/2006/picture">
                   <pic:nvPicPr>
-                    <pic:cNvPr id="345758424" name="Picture 345758424"/>
+                    <pic:cNvPr id="895828822" name="Picture 895828822"/>
                     <pic:cNvPicPr/>
                   </pic:nvPicPr>
                   <pic:blipFill>
@@ -367,7 +393,7 @@
                   <pic:spPr>
                     <a:xfrm>
                       <a:off x="0" y="0"/>
-                      <a:ext cx="5400386" cy="7291382"/>
+                      <a:ext cx="5943600" cy="5945505"/>
                     </a:xfrm>
                     <a:prstGeom prst="rect">
                       <a:avLst/>
@@ -376,50 +402,80 @@
                 </pic:pic>
               </a:graphicData>
             </a:graphic>
-          </wp:inline>
+            <wp14:sizeRelV relativeFrom="margin">
+              <wp14:pctHeight>0</wp14:pctHeight>
+            </wp14:sizeRelV>
+          </wp:anchor>
         </w:drawing>
       </w:r>
-      <w:bookmarkEnd w:id="5"/>
+      <w:r>
+        <w:rPr>
+          <w:rFonts w:ascii="Times New Roman" w:hAnsi="Times New Roman" w:cs="Times New Roman"/>
+        </w:rPr>
+        <w:t>Appendix C: System Architecture Diagram</w:t>
+      </w:r>
+      <w:bookmarkEnd w:id="2"/>
     </w:p>
     <w:p>
       <w:pPr>
         <w:spacing w:after="120" w:line="276" w:lineRule="auto"/>
+        <w:rPr>
+          <w:rFonts w:ascii="Times New Roman" w:hAnsi="Times New Roman" w:cs="Times New Roman"/>
+        </w:rPr>
       </w:pPr>
     </w:p>
     <w:p>
       <w:pPr>
         <w:spacing w:after="120" w:line="276" w:lineRule="auto"/>
+        <w:rPr>
+          <w:rFonts w:ascii="Times New Roman" w:hAnsi="Times New Roman" w:cs="Times New Roman"/>
+        </w:rPr>
       </w:pPr>
       <w:r>
-        <w:lastRenderedPageBreak/>
+        <w:rPr>
+          <w:rFonts w:ascii="Times New Roman" w:hAnsi="Times New Roman" w:cs="Times New Roman"/>
+        </w:rPr>
         <w:t>This three-layer system architecture diagram shows the technical structure of the Smart Cafeteria system. The Presentation Layer contains a Progressive Web Application built with Svelte, Bootstrap, and a responsive UI. The Application Layer features an Express.js API Server handling Authentication, Queue Management, Order Processing, Notification Service, and Simulation Engine Interface, connected via HTTP/WebSocket protocol. The DES Simulation Engine uses Python/</w:t>
       </w:r>
       <w:proofErr w:type="spellStart"/>
       <w:r>
+        <w:rPr>
+          <w:rFonts w:ascii="Times New Roman" w:hAnsi="Times New Roman" w:cs="Times New Roman"/>
+        </w:rPr>
         <w:t>SimPy</w:t>
       </w:r>
       <w:proofErr w:type="spellEnd"/>
       <w:r>
+        <w:rPr>
+          <w:rFonts w:ascii="Times New Roman" w:hAnsi="Times New Roman" w:cs="Times New Roman"/>
+        </w:rPr>
         <w:t xml:space="preserve"> for Arrival </w:t>
       </w:r>
-      <w:proofErr w:type="spellStart"/>
-      <w:r>
-        <w:t>modeling</w:t>
-      </w:r>
-      <w:proofErr w:type="spellEnd"/>
-      <w:r>
+      <w:r>
+        <w:rPr>
+          <w:rFonts w:ascii="Times New Roman" w:hAnsi="Times New Roman" w:cs="Times New Roman"/>
+        </w:rPr>
+        <w:t>modelling</w:t>
+      </w:r>
+      <w:r>
+        <w:rPr>
+          <w:rFonts w:ascii="Times New Roman" w:hAnsi="Times New Roman" w:cs="Times New Roman"/>
+        </w:rPr>
         <w:t xml:space="preserve">, Queue simulation, Service </w:t>
       </w:r>
-      <w:proofErr w:type="spellStart"/>
-      <w:r>
-        <w:t>modeling</w:t>
-      </w:r>
-      <w:proofErr w:type="spellEnd"/>
-      <w:r>
+      <w:r>
+        <w:rPr>
+          <w:rFonts w:ascii="Times New Roman" w:hAnsi="Times New Roman" w:cs="Times New Roman"/>
+        </w:rPr>
+        <w:t>modelling</w:t>
+      </w:r>
+      <w:r>
+        <w:rPr>
+          <w:rFonts w:ascii="Times New Roman" w:hAnsi="Times New Roman" w:cs="Times New Roman"/>
+        </w:rPr>
         <w:t>, and Scenario analysis. Finally, the Data Layer comprises a MongoDB Database storing Users, Orders, Queues, Simulation Data, and Logs, with read/write connections from both the Application and Simulation layers.</w:t>
       </w:r>
     </w:p>
-    <w:p/>
     <w:sectPr>
       <w:headerReference w:type="default" r:id="rId9"/>
       <w:footerReference w:type="default" r:id="rId10"/>
@@ -1186,6 +1242,7 @@
   <w:style w:type="character" w:default="1" w:styleId="DefaultParagraphFont">
     <w:name w:val="Default Paragraph Font"/>
     <w:uiPriority w:val="1"/>
+    <w:semiHidden/>
     <w:unhideWhenUsed/>
   </w:style>
   <w:style w:type="table" w:default="1" w:styleId="TableNormal">
@@ -1523,6 +1580,64 @@
       <w:smallCaps/>
       <w:color w:val="0F4761" w:themeColor="accent1" w:themeShade="BF"/>
       <w:spacing w:val="5"/>
+    </w:rPr>
+  </w:style>
+  <w:style w:type="paragraph" w:styleId="Header">
+    <w:name w:val="header"/>
+    <w:basedOn w:val="Normal"/>
+    <w:link w:val="HeaderChar"/>
+    <w:uiPriority w:val="99"/>
+    <w:unhideWhenUsed/>
+    <w:rsid w:val="008E3893"/>
+    <w:pPr>
+      <w:tabs>
+        <w:tab w:val="center" w:pos="4680"/>
+        <w:tab w:val="right" w:pos="9360"/>
+      </w:tabs>
+    </w:pPr>
+  </w:style>
+  <w:style w:type="character" w:customStyle="1" w:styleId="HeaderChar">
+    <w:name w:val="Header Char"/>
+    <w:basedOn w:val="DefaultParagraphFont"/>
+    <w:link w:val="Header"/>
+    <w:uiPriority w:val="99"/>
+    <w:rsid w:val="008E3893"/>
+    <w:rPr>
+      <w:rFonts w:ascii="Arial" w:eastAsia="Arial" w:hAnsi="Arial" w:cs="Arial"/>
+      <w:kern w:val="0"/>
+      <w:sz w:val="22"/>
+      <w:szCs w:val="22"/>
+      <w:lang w:val="en-AU" w:eastAsia="en-GB"/>
+      <w14:ligatures w14:val="none"/>
+    </w:rPr>
+  </w:style>
+  <w:style w:type="paragraph" w:styleId="Footer">
+    <w:name w:val="footer"/>
+    <w:basedOn w:val="Normal"/>
+    <w:link w:val="FooterChar"/>
+    <w:uiPriority w:val="99"/>
+    <w:unhideWhenUsed/>
+    <w:rsid w:val="008E3893"/>
+    <w:pPr>
+      <w:tabs>
+        <w:tab w:val="center" w:pos="4680"/>
+        <w:tab w:val="right" w:pos="9360"/>
+      </w:tabs>
+    </w:pPr>
+  </w:style>
+  <w:style w:type="character" w:customStyle="1" w:styleId="FooterChar">
+    <w:name w:val="Footer Char"/>
+    <w:basedOn w:val="DefaultParagraphFont"/>
+    <w:link w:val="Footer"/>
+    <w:uiPriority w:val="99"/>
+    <w:rsid w:val="008E3893"/>
+    <w:rPr>
+      <w:rFonts w:ascii="Arial" w:eastAsia="Arial" w:hAnsi="Arial" w:cs="Arial"/>
+      <w:kern w:val="0"/>
+      <w:sz w:val="22"/>
+      <w:szCs w:val="22"/>
+      <w:lang w:val="en-AU" w:eastAsia="en-GB"/>
+      <w14:ligatures w14:val="none"/>
     </w:rPr>
   </w:style>
 </w:styles>
